--- a/testakten/markenrecht-euipo-widerspruch-sneakerkapsel-alicante/06_fristsachen_euipo_2026-07-06.docx
+++ b/testakten/markenrecht-euipo-widerspruch-sneakerkapsel-alicante/06_fristsachen_euipo_2026-07-06.docx
@@ -4,15 +4,14 @@
   <w:body>
     <w:p>
       <w:pPr>
-        <w:jc w:val="right"/>
+        <w:jc w:val="left"/>
       </w:pPr>
       <w:r>
         <w:rPr>
           <w:rFonts w:ascii="Times New Roman" w:hAnsi="Times New Roman"/>
-          <w:i/>
-          <w:sz w:val="18"/>
+          <w:sz w:val="22"/>
         </w:rPr>
-        <w:t>Kanzlei Lindenhof und Partner mbB | Aktenzeichen intern 2026-</w:t>
+        <w:t>Kanzlei Hagemann &amp; Westarp | Markenrechtliche Mandatsakte | Aktenzeichen intern 2026-MK-7491</w:t>
       </w:r>
     </w:p>
     <w:p>
@@ -40,6 +39,8 @@
       </w:r>
     </w:p>
     <w:sectPr>
+      <w:headerReference w:type="default" r:id="rId9"/>
+      <w:footerReference w:type="default" r:id="rId10"/>
       <w:pgSz w:w="12240" w:h="15840"/>
       <w:pgMar w:top="1134" w:right="1247" w:bottom="1134" w:left="1247" w:header="720" w:footer="720" w:gutter="0"/>
       <w:cols w:space="720"/>
@@ -47,6 +48,42 @@
     </w:sectPr>
   </w:body>
 </w:document>
+</file>
+
+<file path=word/footer1.xml><?xml version="1.0" encoding="utf-8"?>
+<w:ftr xmlns:m="http://schemas.openxmlformats.org/officeDocument/2006/math" xmlns:mc="http://schemas.openxmlformats.org/markup-compatibility/2006" xmlns:mo="http://schemas.microsoft.com/office/mac/office/2008/main" xmlns:mv="urn:schemas-microsoft-com:mac:vml" xmlns:o="urn:schemas-microsoft-com:office:office" xmlns:r="http://schemas.openxmlformats.org/officeDocument/2006/relationships" xmlns:v="urn:schemas-microsoft-com:vml" xmlns:w10="urn:schemas-microsoft-com:office:word" xmlns:w14="http://schemas.microsoft.com/office/word/2010/wordml" xmlns:w="http://schemas.openxmlformats.org/wordprocessingml/2006/main" xmlns:wne="http://schemas.microsoft.com/office/word/2006/wordml" xmlns:wp14="http://schemas.microsoft.com/office/word/2010/wordprocessingDrawing" xmlns:wp="http://schemas.openxmlformats.org/drawingml/2006/wordprocessingDrawing" xmlns:wpc="http://schemas.microsoft.com/office/word/2010/wordprocessingCanvas" xmlns:wpg="http://schemas.microsoft.com/office/word/2010/wordprocessingGroup" xmlns:wpi="http://schemas.microsoft.com/office/word/2010/wordprocessingInk" xmlns:wps="http://schemas.microsoft.com/office/word/2010/wordprocessingShape" mc:Ignorable="w14 wp14">
+  <w:p>
+    <w:pPr>
+      <w:pStyle w:val="Footer"/>
+      <w:jc w:val="center"/>
+    </w:pPr>
+    <w:r>
+      <w:rPr>
+        <w:rFonts w:ascii="Times New Roman" w:hAnsi="Times New Roman"/>
+        <w:sz w:val="18"/>
+      </w:rPr>
+      <w:t>Vertraulich | Bearbeitungsstand Juli 2026 | nur zur Aktenbearbeitung</w:t>
+    </w:r>
+  </w:p>
+</w:ftr>
+</file>
+
+<file path=word/header1.xml><?xml version="1.0" encoding="utf-8"?>
+<w:hdr xmlns:m="http://schemas.openxmlformats.org/officeDocument/2006/math" xmlns:mc="http://schemas.openxmlformats.org/markup-compatibility/2006" xmlns:mo="http://schemas.microsoft.com/office/mac/office/2008/main" xmlns:mv="urn:schemas-microsoft-com:mac:vml" xmlns:o="urn:schemas-microsoft-com:office:office" xmlns:r="http://schemas.openxmlformats.org/officeDocument/2006/relationships" xmlns:v="urn:schemas-microsoft-com:vml" xmlns:w10="urn:schemas-microsoft-com:office:word" xmlns:w14="http://schemas.microsoft.com/office/word/2010/wordml" xmlns:w="http://schemas.openxmlformats.org/wordprocessingml/2006/main" xmlns:wne="http://schemas.microsoft.com/office/word/2006/wordml" xmlns:wp14="http://schemas.microsoft.com/office/word/2010/wordprocessingDrawing" xmlns:wp="http://schemas.openxmlformats.org/drawingml/2006/wordprocessingDrawing" xmlns:wpc="http://schemas.microsoft.com/office/word/2010/wordprocessingCanvas" xmlns:wpg="http://schemas.microsoft.com/office/word/2010/wordprocessingGroup" xmlns:wpi="http://schemas.microsoft.com/office/word/2010/wordprocessingInk" xmlns:wps="http://schemas.microsoft.com/office/word/2010/wordprocessingShape" mc:Ignorable="w14 wp14">
+  <w:p>
+    <w:pPr>
+      <w:pStyle w:val="Header"/>
+      <w:jc w:val="center"/>
+    </w:pPr>
+    <w:r>
+      <w:rPr>
+        <w:rFonts w:ascii="Times New Roman" w:hAnsi="Times New Roman"/>
+        <w:sz w:val="18"/>
+      </w:rPr>
+      <w:t>Kanzlei Hagemann &amp; Westarp | Marken- und Kennzeichenrecht | Bearbeitungsstand Juli 2026</w:t>
+    </w:r>
+  </w:p>
+</w:hdr>
 </file>
 
 <file path=word/numbering.xml><?xml version="1.0" encoding="utf-8"?>

--- a/testakten/markenrecht-euipo-widerspruch-sneakerkapsel-alicante/06_fristsachen_euipo_2026-07-06.docx
+++ b/testakten/markenrecht-euipo-widerspruch-sneakerkapsel-alicante/06_fristsachen_euipo_2026-07-06.docx
@@ -4,14 +4,1060 @@
   <w:body>
     <w:p>
       <w:pPr>
-        <w:jc w:val="left"/>
+        <w:jc w:val="center"/>
       </w:pPr>
       <w:r>
         <w:rPr>
-          <w:rFonts w:ascii="Times New Roman" w:hAnsi="Times New Roman"/>
-          <w:sz w:val="22"/>
+          <w:b/>
+          <w:color w:val="23364D"/>
+          <w:sz w:val="30"/>
         </w:rPr>
-        <w:t>Kanzlei Hagemann &amp; Westarp | Markenrechtliche Mandatsakte | Aktenzeichen intern 2026-MK-7491</w:t>
+        <w:t>HAGEMANN &amp; WESTARP RECHTSANWÄLTE PARTGMBB</w:t>
+      </w:r>
+    </w:p>
+    <w:p>
+      <w:pPr>
+        <w:jc w:val="center"/>
+      </w:pPr>
+      <w:r>
+        <w:rPr>
+          <w:sz w:val="18"/>
+        </w:rPr>
+        <w:t>Markenrecht | Designrecht | Wettbewerbsrecht</w:t>
+      </w:r>
+    </w:p>
+    <w:p>
+      <w:pPr>
+        <w:jc w:val="center"/>
+      </w:pPr>
+      <w:r>
+        <w:rPr>
+          <w:sz w:val="17"/>
+        </w:rPr>
+        <w:t>Gereonstraße 18-32 | 50670 Köln | Telefon 0221 508814-0 | marken@hagemann-westarp.de</w:t>
+      </w:r>
+    </w:p>
+    <w:p>
+      <w:pPr>
+        <w:pStyle w:val="Title"/>
+      </w:pPr>
+      <w:r>
+        <w:t>Fristenblatt und Eingangsvermerk zum EUIPO-Widerspruch</w:t>
+      </w:r>
+    </w:p>
+    <w:tbl>
+      <w:tblPr>
+        <w:tblStyle w:val="TableGrid"/>
+        <w:tblW w:type="auto" w:w="0"/>
+        <w:jc w:val="center"/>
+        <w:tblLayout w:type="fixed"/>
+        <w:tblLook w:firstColumn="1" w:firstRow="1" w:lastColumn="0" w:lastRow="0" w:noHBand="0" w:noVBand="1" w:val="04A0"/>
+      </w:tblPr>
+      <w:tblGrid>
+        <w:gridCol w:w="4762"/>
+        <w:gridCol w:w="4762"/>
+      </w:tblGrid>
+      <w:tr>
+        <w:trPr>
+          <w:cantSplit/>
+        </w:trPr>
+        <w:tc>
+          <w:tcPr>
+            <w:tcW w:type="dxa" w:w="2494"/>
+            <w:vAlign w:val="top"/>
+            <w:tcMar>
+              <w:top w:w="90" w:type="dxa"/>
+              <w:start w:w="90" w:type="dxa"/>
+              <w:bottom w:w="90" w:type="dxa"/>
+              <w:end w:w="90" w:type="dxa"/>
+            </w:tcMar>
+          </w:tcPr>
+          <w:p>
+            <w:r>
+              <w:rPr>
+                <w:rFonts w:ascii="Times New Roman" w:hAnsi="Times New Roman"/>
+                <w:b/>
+                <w:sz w:val="19"/>
+              </w:rPr>
+              <w:t>Mandantin</w:t>
+            </w:r>
+          </w:p>
+        </w:tc>
+        <w:tc>
+          <w:tcPr>
+            <w:tcW w:type="dxa" w:w="6463"/>
+            <w:vAlign w:val="top"/>
+            <w:tcMar>
+              <w:top w:w="90" w:type="dxa"/>
+              <w:start w:w="90" w:type="dxa"/>
+              <w:bottom w:w="90" w:type="dxa"/>
+              <w:end w:w="90" w:type="dxa"/>
+            </w:tcMar>
+          </w:tcPr>
+          <w:p>
+            <w:r>
+              <w:rPr>
+                <w:rFonts w:ascii="Times New Roman" w:hAnsi="Times New Roman"/>
+                <w:sz w:val="19"/>
+              </w:rPr>
+              <w:t>Kapselwerk GmbH, Venloer Straße 389, 50825 Köln</w:t>
+            </w:r>
+          </w:p>
+        </w:tc>
+      </w:tr>
+      <w:tr>
+        <w:trPr>
+          <w:cantSplit/>
+        </w:trPr>
+        <w:tc>
+          <w:tcPr>
+            <w:tcW w:type="dxa" w:w="2494"/>
+            <w:vAlign w:val="top"/>
+            <w:tcMar>
+              <w:top w:w="90" w:type="dxa"/>
+              <w:start w:w="90" w:type="dxa"/>
+              <w:bottom w:w="90" w:type="dxa"/>
+              <w:end w:w="90" w:type="dxa"/>
+            </w:tcMar>
+          </w:tcPr>
+          <w:p>
+            <w:r>
+              <w:rPr>
+                <w:rFonts w:ascii="Times New Roman" w:hAnsi="Times New Roman"/>
+                <w:b/>
+                <w:sz w:val="19"/>
+              </w:rPr>
+              <w:t>Älteres Recht</w:t>
+            </w:r>
+          </w:p>
+        </w:tc>
+        <w:tc>
+          <w:tcPr>
+            <w:tcW w:type="dxa" w:w="6463"/>
+            <w:vAlign w:val="top"/>
+            <w:tcMar>
+              <w:top w:w="90" w:type="dxa"/>
+              <w:start w:w="90" w:type="dxa"/>
+              <w:bottom w:w="90" w:type="dxa"/>
+              <w:end w:w="90" w:type="dxa"/>
+            </w:tcMar>
+          </w:tcPr>
+          <w:p>
+            <w:r>
+              <w:rPr>
+                <w:rFonts w:ascii="Times New Roman" w:hAnsi="Times New Roman"/>
+                <w:sz w:val="19"/>
+              </w:rPr>
+              <w:t>Unionswortmarke KAPSEL 42, Registernummer 017845921</w:t>
+            </w:r>
+          </w:p>
+        </w:tc>
+      </w:tr>
+      <w:tr>
+        <w:trPr>
+          <w:cantSplit/>
+        </w:trPr>
+        <w:tc>
+          <w:tcPr>
+            <w:tcW w:type="dxa" w:w="2494"/>
+            <w:vAlign w:val="top"/>
+            <w:tcMar>
+              <w:top w:w="90" w:type="dxa"/>
+              <w:start w:w="90" w:type="dxa"/>
+              <w:bottom w:w="90" w:type="dxa"/>
+              <w:end w:w="90" w:type="dxa"/>
+            </w:tcMar>
+          </w:tcPr>
+          <w:p>
+            <w:r>
+              <w:rPr>
+                <w:rFonts w:ascii="Times New Roman" w:hAnsi="Times New Roman"/>
+                <w:b/>
+                <w:sz w:val="19"/>
+              </w:rPr>
+              <w:t>Angegriffene Anmeldung</w:t>
+            </w:r>
+          </w:p>
+        </w:tc>
+        <w:tc>
+          <w:tcPr>
+            <w:tcW w:type="dxa" w:w="6463"/>
+            <w:vAlign w:val="top"/>
+            <w:tcMar>
+              <w:top w:w="90" w:type="dxa"/>
+              <w:start w:w="90" w:type="dxa"/>
+              <w:bottom w:w="90" w:type="dxa"/>
+              <w:end w:w="90" w:type="dxa"/>
+            </w:tcMar>
+          </w:tcPr>
+          <w:p>
+            <w:r>
+              <w:rPr>
+                <w:rFonts w:ascii="Times New Roman" w:hAnsi="Times New Roman"/>
+                <w:sz w:val="19"/>
+              </w:rPr>
+              <w:t>CAPSULA42, Anmeldenummer 019188642, Anmelderin Calzado Urbano Levante S.L.</w:t>
+            </w:r>
+          </w:p>
+        </w:tc>
+      </w:tr>
+      <w:tr>
+        <w:trPr>
+          <w:cantSplit/>
+        </w:trPr>
+        <w:tc>
+          <w:tcPr>
+            <w:tcW w:type="dxa" w:w="2494"/>
+            <w:vAlign w:val="top"/>
+            <w:tcMar>
+              <w:top w:w="90" w:type="dxa"/>
+              <w:start w:w="90" w:type="dxa"/>
+              <w:bottom w:w="90" w:type="dxa"/>
+              <w:end w:w="90" w:type="dxa"/>
+            </w:tcMar>
+          </w:tcPr>
+          <w:p>
+            <w:r>
+              <w:rPr>
+                <w:rFonts w:ascii="Times New Roman" w:hAnsi="Times New Roman"/>
+                <w:b/>
+                <w:sz w:val="19"/>
+              </w:rPr>
+              <w:t>Veröffentlichung</w:t>
+            </w:r>
+          </w:p>
+        </w:tc>
+        <w:tc>
+          <w:tcPr>
+            <w:tcW w:type="dxa" w:w="6463"/>
+            <w:vAlign w:val="top"/>
+            <w:tcMar>
+              <w:top w:w="90" w:type="dxa"/>
+              <w:start w:w="90" w:type="dxa"/>
+              <w:bottom w:w="90" w:type="dxa"/>
+              <w:end w:w="90" w:type="dxa"/>
+            </w:tcMar>
+          </w:tcPr>
+          <w:p>
+            <w:r>
+              <w:rPr>
+                <w:rFonts w:ascii="Times New Roman" w:hAnsi="Times New Roman"/>
+                <w:sz w:val="19"/>
+              </w:rPr>
+              <w:t>15. Juni 2026 im Unionsmarkenblatt</w:t>
+            </w:r>
+          </w:p>
+        </w:tc>
+      </w:tr>
+      <w:tr>
+        <w:trPr>
+          <w:cantSplit/>
+        </w:trPr>
+        <w:tc>
+          <w:tcPr>
+            <w:tcW w:type="dxa" w:w="2494"/>
+            <w:vAlign w:val="top"/>
+            <w:tcMar>
+              <w:top w:w="90" w:type="dxa"/>
+              <w:start w:w="90" w:type="dxa"/>
+              <w:bottom w:w="90" w:type="dxa"/>
+              <w:end w:w="90" w:type="dxa"/>
+            </w:tcMar>
+          </w:tcPr>
+          <w:p>
+            <w:r>
+              <w:rPr>
+                <w:rFonts w:ascii="Times New Roman" w:hAnsi="Times New Roman"/>
+                <w:b/>
+                <w:sz w:val="19"/>
+              </w:rPr>
+              <w:t>Sachbearbeitung</w:t>
+            </w:r>
+          </w:p>
+        </w:tc>
+        <w:tc>
+          <w:tcPr>
+            <w:tcW w:type="dxa" w:w="6463"/>
+            <w:vAlign w:val="top"/>
+            <w:tcMar>
+              <w:top w:w="90" w:type="dxa"/>
+              <w:start w:w="90" w:type="dxa"/>
+              <w:bottom w:w="90" w:type="dxa"/>
+              <w:end w:w="90" w:type="dxa"/>
+            </w:tcMar>
+          </w:tcPr>
+          <w:p>
+            <w:r>
+              <w:rPr>
+                <w:rFonts w:ascii="Times New Roman" w:hAnsi="Times New Roman"/>
+                <w:sz w:val="19"/>
+              </w:rPr>
+              <w:t>Rechtsanwältin Dr. Inga Westarp; Assistenz Leyla Demir</w:t>
+            </w:r>
+          </w:p>
+        </w:tc>
+      </w:tr>
+      <w:tr>
+        <w:trPr>
+          <w:cantSplit/>
+        </w:trPr>
+        <w:tc>
+          <w:tcPr>
+            <w:tcW w:type="dxa" w:w="2494"/>
+            <w:vAlign w:val="top"/>
+            <w:tcMar>
+              <w:top w:w="90" w:type="dxa"/>
+              <w:start w:w="90" w:type="dxa"/>
+              <w:bottom w:w="90" w:type="dxa"/>
+              <w:end w:w="90" w:type="dxa"/>
+            </w:tcMar>
+          </w:tcPr>
+          <w:p>
+            <w:r>
+              <w:rPr>
+                <w:rFonts w:ascii="Times New Roman" w:hAnsi="Times New Roman"/>
+                <w:b/>
+                <w:sz w:val="19"/>
+              </w:rPr>
+              <w:t>Kontrolle</w:t>
+            </w:r>
+          </w:p>
+        </w:tc>
+        <w:tc>
+          <w:tcPr>
+            <w:tcW w:type="dxa" w:w="6463"/>
+            <w:vAlign w:val="top"/>
+            <w:tcMar>
+              <w:top w:w="90" w:type="dxa"/>
+              <w:start w:w="90" w:type="dxa"/>
+              <w:bottom w:w="90" w:type="dxa"/>
+              <w:end w:w="90" w:type="dxa"/>
+            </w:tcMar>
+          </w:tcPr>
+          <w:p>
+            <w:r>
+              <w:rPr>
+                <w:rFonts w:ascii="Times New Roman" w:hAnsi="Times New Roman"/>
+                <w:sz w:val="19"/>
+              </w:rPr>
+              <w:t>Vier-Augen-Prüfung am 6. Juli 2026, 09:12 Uhr durch Rechtsanwalt Paul Hagemann</w:t>
+            </w:r>
+          </w:p>
+        </w:tc>
+      </w:tr>
+    </w:tbl>
+    <w:p/>
+    <w:p>
+      <w:pPr>
+        <w:pStyle w:val="Heading1"/>
+      </w:pPr>
+      <w:r>
+        <w:t>1. Fristenkalender</w:t>
+      </w:r>
+    </w:p>
+    <w:tbl>
+      <w:tblPr>
+        <w:tblStyle w:val="TableGrid"/>
+        <w:tblW w:type="auto" w:w="0"/>
+        <w:jc w:val="center"/>
+        <w:tblLayout w:type="fixed"/>
+        <w:tblLook w:firstColumn="1" w:firstRow="1" w:lastColumn="0" w:lastRow="0" w:noHBand="0" w:noVBand="1" w:val="04A0"/>
+      </w:tblPr>
+      <w:tblGrid>
+        <w:gridCol w:w="1905"/>
+        <w:gridCol w:w="1905"/>
+        <w:gridCol w:w="1905"/>
+        <w:gridCol w:w="1905"/>
+        <w:gridCol w:w="1905"/>
+      </w:tblGrid>
+      <w:tr>
+        <w:trPr>
+          <w:tblHeader w:val="true"/>
+        </w:trPr>
+        <w:tc>
+          <w:tcPr>
+            <w:tcW w:type="dxa" w:w="1814"/>
+            <w:vAlign w:val="center"/>
+            <w:shd w:fill="DCE6EC"/>
+            <w:tcMar>
+              <w:top w:w="70" w:type="dxa"/>
+              <w:start w:w="70" w:type="dxa"/>
+              <w:bottom w:w="70" w:type="dxa"/>
+              <w:end w:w="70" w:type="dxa"/>
+            </w:tcMar>
+          </w:tcPr>
+          <w:p>
+            <w:r>
+              <w:rPr>
+                <w:rFonts w:ascii="Times New Roman" w:hAnsi="Times New Roman"/>
+                <w:b/>
+                <w:sz w:val="17"/>
+              </w:rPr>
+              <w:t>Vorgang</w:t>
+            </w:r>
+          </w:p>
+        </w:tc>
+        <w:tc>
+          <w:tcPr>
+            <w:tcW w:type="dxa" w:w="2551"/>
+            <w:vAlign w:val="center"/>
+            <w:shd w:fill="DCE6EC"/>
+            <w:tcMar>
+              <w:top w:w="70" w:type="dxa"/>
+              <w:start w:w="70" w:type="dxa"/>
+              <w:bottom w:w="70" w:type="dxa"/>
+              <w:end w:w="70" w:type="dxa"/>
+            </w:tcMar>
+          </w:tcPr>
+          <w:p>
+            <w:r>
+              <w:rPr>
+                <w:rFonts w:ascii="Times New Roman" w:hAnsi="Times New Roman"/>
+                <w:b/>
+                <w:sz w:val="17"/>
+              </w:rPr>
+              <w:t>Auslöser</w:t>
+            </w:r>
+          </w:p>
+        </w:tc>
+        <w:tc>
+          <w:tcPr>
+            <w:tcW w:type="dxa" w:w="1474"/>
+            <w:vAlign w:val="center"/>
+            <w:shd w:fill="DCE6EC"/>
+            <w:tcMar>
+              <w:top w:w="70" w:type="dxa"/>
+              <w:start w:w="70" w:type="dxa"/>
+              <w:bottom w:w="70" w:type="dxa"/>
+              <w:end w:w="70" w:type="dxa"/>
+            </w:tcMar>
+          </w:tcPr>
+          <w:p>
+            <w:r>
+              <w:rPr>
+                <w:rFonts w:ascii="Times New Roman" w:hAnsi="Times New Roman"/>
+                <w:b/>
+                <w:sz w:val="17"/>
+              </w:rPr>
+              <w:t>Kalenderdatum</w:t>
+            </w:r>
+          </w:p>
+        </w:tc>
+        <w:tc>
+          <w:tcPr>
+            <w:tcW w:type="dxa" w:w="1474"/>
+            <w:vAlign w:val="center"/>
+            <w:shd w:fill="DCE6EC"/>
+            <w:tcMar>
+              <w:top w:w="70" w:type="dxa"/>
+              <w:start w:w="70" w:type="dxa"/>
+              <w:bottom w:w="70" w:type="dxa"/>
+              <w:end w:w="70" w:type="dxa"/>
+            </w:tcMar>
+          </w:tcPr>
+          <w:p>
+            <w:r>
+              <w:rPr>
+                <w:rFonts w:ascii="Times New Roman" w:hAnsi="Times New Roman"/>
+                <w:b/>
+                <w:sz w:val="17"/>
+              </w:rPr>
+              <w:t>Interne Vorfrist</w:t>
+            </w:r>
+          </w:p>
+        </w:tc>
+        <w:tc>
+          <w:tcPr>
+            <w:tcW w:type="dxa" w:w="1984"/>
+            <w:vAlign w:val="center"/>
+            <w:shd w:fill="DCE6EC"/>
+            <w:tcMar>
+              <w:top w:w="70" w:type="dxa"/>
+              <w:start w:w="70" w:type="dxa"/>
+              <w:bottom w:w="70" w:type="dxa"/>
+              <w:end w:w="70" w:type="dxa"/>
+            </w:tcMar>
+          </w:tcPr>
+          <w:p>
+            <w:r>
+              <w:rPr>
+                <w:rFonts w:ascii="Times New Roman" w:hAnsi="Times New Roman"/>
+                <w:b/>
+                <w:sz w:val="17"/>
+              </w:rPr>
+              <w:t>Status</w:t>
+            </w:r>
+          </w:p>
+        </w:tc>
+      </w:tr>
+      <w:tr>
+        <w:trPr>
+          <w:cantSplit/>
+        </w:trPr>
+        <w:tc>
+          <w:tcPr>
+            <w:tcW w:type="dxa" w:w="1814"/>
+            <w:vAlign w:val="top"/>
+            <w:tcMar>
+              <w:top w:w="70" w:type="dxa"/>
+              <w:start w:w="70" w:type="dxa"/>
+              <w:bottom w:w="70" w:type="dxa"/>
+              <w:end w:w="70" w:type="dxa"/>
+            </w:tcMar>
+          </w:tcPr>
+          <w:p>
+            <w:r>
+              <w:rPr>
+                <w:rFonts w:ascii="Times New Roman" w:hAnsi="Times New Roman"/>
+                <w:sz w:val="17"/>
+              </w:rPr>
+              <w:t>Widerspruch einlegen</w:t>
+            </w:r>
+          </w:p>
+        </w:tc>
+        <w:tc>
+          <w:tcPr>
+            <w:tcW w:type="dxa" w:w="2551"/>
+            <w:vAlign w:val="top"/>
+            <w:tcMar>
+              <w:top w:w="70" w:type="dxa"/>
+              <w:start w:w="70" w:type="dxa"/>
+              <w:bottom w:w="70" w:type="dxa"/>
+              <w:end w:w="70" w:type="dxa"/>
+            </w:tcMar>
+          </w:tcPr>
+          <w:p>
+            <w:r>
+              <w:rPr>
+                <w:rFonts w:ascii="Times New Roman" w:hAnsi="Times New Roman"/>
+                <w:sz w:val="17"/>
+              </w:rPr>
+              <w:t>Veröffentlichung 15.06.2026</w:t>
+            </w:r>
+          </w:p>
+        </w:tc>
+        <w:tc>
+          <w:tcPr>
+            <w:tcW w:type="dxa" w:w="1474"/>
+            <w:vAlign w:val="top"/>
+            <w:tcMar>
+              <w:top w:w="70" w:type="dxa"/>
+              <w:start w:w="70" w:type="dxa"/>
+              <w:bottom w:w="70" w:type="dxa"/>
+              <w:end w:w="70" w:type="dxa"/>
+            </w:tcMar>
+          </w:tcPr>
+          <w:p>
+            <w:r>
+              <w:rPr>
+                <w:rFonts w:ascii="Times New Roman" w:hAnsi="Times New Roman"/>
+                <w:sz w:val="17"/>
+              </w:rPr>
+              <w:t>15.09.2026</w:t>
+            </w:r>
+          </w:p>
+        </w:tc>
+        <w:tc>
+          <w:tcPr>
+            <w:tcW w:type="dxa" w:w="1474"/>
+            <w:vAlign w:val="top"/>
+            <w:tcMar>
+              <w:top w:w="70" w:type="dxa"/>
+              <w:start w:w="70" w:type="dxa"/>
+              <w:bottom w:w="70" w:type="dxa"/>
+              <w:end w:w="70" w:type="dxa"/>
+            </w:tcMar>
+          </w:tcPr>
+          <w:p>
+            <w:r>
+              <w:rPr>
+                <w:rFonts w:ascii="Times New Roman" w:hAnsi="Times New Roman"/>
+                <w:sz w:val="17"/>
+              </w:rPr>
+              <w:t>01.09.2026</w:t>
+            </w:r>
+          </w:p>
+        </w:tc>
+        <w:tc>
+          <w:tcPr>
+            <w:tcW w:type="dxa" w:w="1984"/>
+            <w:vAlign w:val="top"/>
+            <w:tcMar>
+              <w:top w:w="70" w:type="dxa"/>
+              <w:start w:w="70" w:type="dxa"/>
+              <w:bottom w:w="70" w:type="dxa"/>
+              <w:end w:w="70" w:type="dxa"/>
+            </w:tcMar>
+          </w:tcPr>
+          <w:p>
+            <w:r>
+              <w:rPr>
+                <w:rFonts w:ascii="Times New Roman" w:hAnsi="Times New Roman"/>
+                <w:sz w:val="17"/>
+              </w:rPr>
+              <w:t>Notiert und gegengeprüft</w:t>
+            </w:r>
+          </w:p>
+        </w:tc>
+      </w:tr>
+      <w:tr>
+        <w:trPr>
+          <w:cantSplit/>
+        </w:trPr>
+        <w:tc>
+          <w:tcPr>
+            <w:tcW w:type="dxa" w:w="1814"/>
+            <w:vAlign w:val="top"/>
+            <w:tcMar>
+              <w:top w:w="70" w:type="dxa"/>
+              <w:start w:w="70" w:type="dxa"/>
+              <w:bottom w:w="70" w:type="dxa"/>
+              <w:end w:w="70" w:type="dxa"/>
+            </w:tcMar>
+          </w:tcPr>
+          <w:p>
+            <w:r>
+              <w:rPr>
+                <w:rFonts w:ascii="Times New Roman" w:hAnsi="Times New Roman"/>
+                <w:sz w:val="17"/>
+              </w:rPr>
+              <w:t>Gebührenfreigabe</w:t>
+            </w:r>
+          </w:p>
+        </w:tc>
+        <w:tc>
+          <w:tcPr>
+            <w:tcW w:type="dxa" w:w="2551"/>
+            <w:vAlign w:val="top"/>
+            <w:tcMar>
+              <w:top w:w="70" w:type="dxa"/>
+              <w:start w:w="70" w:type="dxa"/>
+              <w:bottom w:w="70" w:type="dxa"/>
+              <w:end w:w="70" w:type="dxa"/>
+            </w:tcMar>
+          </w:tcPr>
+          <w:p>
+            <w:r>
+              <w:rPr>
+                <w:rFonts w:ascii="Times New Roman" w:hAnsi="Times New Roman"/>
+                <w:sz w:val="17"/>
+              </w:rPr>
+              <w:t>Mandantenauftrag 24.06.2026</w:t>
+            </w:r>
+          </w:p>
+        </w:tc>
+        <w:tc>
+          <w:tcPr>
+            <w:tcW w:type="dxa" w:w="1474"/>
+            <w:vAlign w:val="top"/>
+            <w:tcMar>
+              <w:top w:w="70" w:type="dxa"/>
+              <w:start w:w="70" w:type="dxa"/>
+              <w:bottom w:w="70" w:type="dxa"/>
+              <w:end w:w="70" w:type="dxa"/>
+            </w:tcMar>
+          </w:tcPr>
+          <w:p>
+            <w:r>
+              <w:rPr>
+                <w:rFonts w:ascii="Times New Roman" w:hAnsi="Times New Roman"/>
+                <w:sz w:val="17"/>
+              </w:rPr>
+              <w:t>25.08.2026</w:t>
+            </w:r>
+          </w:p>
+        </w:tc>
+        <w:tc>
+          <w:tcPr>
+            <w:tcW w:type="dxa" w:w="1474"/>
+            <w:vAlign w:val="top"/>
+            <w:tcMar>
+              <w:top w:w="70" w:type="dxa"/>
+              <w:start w:w="70" w:type="dxa"/>
+              <w:bottom w:w="70" w:type="dxa"/>
+              <w:end w:w="70" w:type="dxa"/>
+            </w:tcMar>
+          </w:tcPr>
+          <w:p>
+            <w:r>
+              <w:rPr>
+                <w:rFonts w:ascii="Times New Roman" w:hAnsi="Times New Roman"/>
+                <w:sz w:val="17"/>
+              </w:rPr>
+              <w:t>18.08.2026</w:t>
+            </w:r>
+          </w:p>
+        </w:tc>
+        <w:tc>
+          <w:tcPr>
+            <w:tcW w:type="dxa" w:w="1984"/>
+            <w:vAlign w:val="top"/>
+            <w:tcMar>
+              <w:top w:w="70" w:type="dxa"/>
+              <w:start w:w="70" w:type="dxa"/>
+              <w:bottom w:w="70" w:type="dxa"/>
+              <w:end w:w="70" w:type="dxa"/>
+            </w:tcMar>
+          </w:tcPr>
+          <w:p>
+            <w:r>
+              <w:rPr>
+                <w:rFonts w:ascii="Times New Roman" w:hAnsi="Times New Roman"/>
+                <w:sz w:val="17"/>
+              </w:rPr>
+              <w:t>Budgetfreigabe liegt vor</w:t>
+            </w:r>
+          </w:p>
+        </w:tc>
+      </w:tr>
+      <w:tr>
+        <w:trPr>
+          <w:cantSplit/>
+        </w:trPr>
+        <w:tc>
+          <w:tcPr>
+            <w:tcW w:type="dxa" w:w="1814"/>
+            <w:vAlign w:val="top"/>
+            <w:tcMar>
+              <w:top w:w="70" w:type="dxa"/>
+              <w:start w:w="70" w:type="dxa"/>
+              <w:bottom w:w="70" w:type="dxa"/>
+              <w:end w:w="70" w:type="dxa"/>
+            </w:tcMar>
+          </w:tcPr>
+          <w:p>
+            <w:r>
+              <w:rPr>
+                <w:rFonts w:ascii="Times New Roman" w:hAnsi="Times New Roman"/>
+                <w:sz w:val="17"/>
+              </w:rPr>
+              <w:t>Benutzungsbelege ordnen</w:t>
+            </w:r>
+          </w:p>
+        </w:tc>
+        <w:tc>
+          <w:tcPr>
+            <w:tcW w:type="dxa" w:w="2551"/>
+            <w:vAlign w:val="top"/>
+            <w:tcMar>
+              <w:top w:w="70" w:type="dxa"/>
+              <w:start w:w="70" w:type="dxa"/>
+              <w:bottom w:w="70" w:type="dxa"/>
+              <w:end w:w="70" w:type="dxa"/>
+            </w:tcMar>
+          </w:tcPr>
+          <w:p>
+            <w:r>
+              <w:rPr>
+                <w:rFonts w:ascii="Times New Roman" w:hAnsi="Times New Roman"/>
+                <w:sz w:val="17"/>
+              </w:rPr>
+              <w:t>Ältere Marke über fünf Jahre eingetragen</w:t>
+            </w:r>
+          </w:p>
+        </w:tc>
+        <w:tc>
+          <w:tcPr>
+            <w:tcW w:type="dxa" w:w="1474"/>
+            <w:vAlign w:val="top"/>
+            <w:tcMar>
+              <w:top w:w="70" w:type="dxa"/>
+              <w:start w:w="70" w:type="dxa"/>
+              <w:bottom w:w="70" w:type="dxa"/>
+              <w:end w:w="70" w:type="dxa"/>
+            </w:tcMar>
+          </w:tcPr>
+          <w:p>
+            <w:r>
+              <w:rPr>
+                <w:rFonts w:ascii="Times New Roman" w:hAnsi="Times New Roman"/>
+                <w:sz w:val="17"/>
+              </w:rPr>
+              <w:t>31.07.2026</w:t>
+            </w:r>
+          </w:p>
+        </w:tc>
+        <w:tc>
+          <w:tcPr>
+            <w:tcW w:type="dxa" w:w="1474"/>
+            <w:vAlign w:val="top"/>
+            <w:tcMar>
+              <w:top w:w="70" w:type="dxa"/>
+              <w:start w:w="70" w:type="dxa"/>
+              <w:bottom w:w="70" w:type="dxa"/>
+              <w:end w:w="70" w:type="dxa"/>
+            </w:tcMar>
+          </w:tcPr>
+          <w:p>
+            <w:r>
+              <w:rPr>
+                <w:rFonts w:ascii="Times New Roman" w:hAnsi="Times New Roman"/>
+                <w:sz w:val="17"/>
+              </w:rPr>
+              <w:t>20.07.2026</w:t>
+            </w:r>
+          </w:p>
+        </w:tc>
+        <w:tc>
+          <w:tcPr>
+            <w:tcW w:type="dxa" w:w="1984"/>
+            <w:vAlign w:val="top"/>
+            <w:tcMar>
+              <w:top w:w="70" w:type="dxa"/>
+              <w:start w:w="70" w:type="dxa"/>
+              <w:bottom w:w="70" w:type="dxa"/>
+              <w:end w:w="70" w:type="dxa"/>
+            </w:tcMar>
+          </w:tcPr>
+          <w:p>
+            <w:r>
+              <w:rPr>
+                <w:rFonts w:ascii="Times New Roman" w:hAnsi="Times New Roman"/>
+                <w:sz w:val="17"/>
+              </w:rPr>
+              <w:t>Spanienbeleg noch unklar</w:t>
+            </w:r>
+          </w:p>
+        </w:tc>
+      </w:tr>
+      <w:tr>
+        <w:trPr>
+          <w:cantSplit/>
+        </w:trPr>
+        <w:tc>
+          <w:tcPr>
+            <w:tcW w:type="dxa" w:w="1814"/>
+            <w:vAlign w:val="top"/>
+            <w:tcMar>
+              <w:top w:w="70" w:type="dxa"/>
+              <w:start w:w="70" w:type="dxa"/>
+              <w:bottom w:w="70" w:type="dxa"/>
+              <w:end w:w="70" w:type="dxa"/>
+            </w:tcMar>
+          </w:tcPr>
+          <w:p>
+            <w:r>
+              <w:rPr>
+                <w:rFonts w:ascii="Times New Roman" w:hAnsi="Times New Roman"/>
+                <w:sz w:val="17"/>
+              </w:rPr>
+              <w:t>Cooling-off-Vorschlag</w:t>
+            </w:r>
+          </w:p>
+        </w:tc>
+        <w:tc>
+          <w:tcPr>
+            <w:tcW w:type="dxa" w:w="2551"/>
+            <w:vAlign w:val="top"/>
+            <w:tcMar>
+              <w:top w:w="70" w:type="dxa"/>
+              <w:start w:w="70" w:type="dxa"/>
+              <w:bottom w:w="70" w:type="dxa"/>
+              <w:end w:w="70" w:type="dxa"/>
+            </w:tcMar>
+          </w:tcPr>
+          <w:p>
+            <w:r>
+              <w:rPr>
+                <w:rFonts w:ascii="Times New Roman" w:hAnsi="Times New Roman"/>
+                <w:sz w:val="17"/>
+              </w:rPr>
+              <w:t>Gegnerische Nachricht 01.07.2026</w:t>
+            </w:r>
+          </w:p>
+        </w:tc>
+        <w:tc>
+          <w:tcPr>
+            <w:tcW w:type="dxa" w:w="1474"/>
+            <w:vAlign w:val="top"/>
+            <w:tcMar>
+              <w:top w:w="70" w:type="dxa"/>
+              <w:start w:w="70" w:type="dxa"/>
+              <w:bottom w:w="70" w:type="dxa"/>
+              <w:end w:w="70" w:type="dxa"/>
+            </w:tcMar>
+          </w:tcPr>
+          <w:p>
+            <w:r>
+              <w:rPr>
+                <w:rFonts w:ascii="Times New Roman" w:hAnsi="Times New Roman"/>
+                <w:sz w:val="17"/>
+              </w:rPr>
+              <w:t>15.07.2026</w:t>
+            </w:r>
+          </w:p>
+        </w:tc>
+        <w:tc>
+          <w:tcPr>
+            <w:tcW w:type="dxa" w:w="1474"/>
+            <w:vAlign w:val="top"/>
+            <w:tcMar>
+              <w:top w:w="70" w:type="dxa"/>
+              <w:start w:w="70" w:type="dxa"/>
+              <w:bottom w:w="70" w:type="dxa"/>
+              <w:end w:w="70" w:type="dxa"/>
+            </w:tcMar>
+          </w:tcPr>
+          <w:p>
+            <w:r>
+              <w:rPr>
+                <w:rFonts w:ascii="Times New Roman" w:hAnsi="Times New Roman"/>
+                <w:sz w:val="17"/>
+              </w:rPr>
+              <w:t>11.07.2026</w:t>
+            </w:r>
+          </w:p>
+        </w:tc>
+        <w:tc>
+          <w:tcPr>
+            <w:tcW w:type="dxa" w:w="1984"/>
+            <w:vAlign w:val="top"/>
+            <w:tcMar>
+              <w:top w:w="70" w:type="dxa"/>
+              <w:start w:w="70" w:type="dxa"/>
+              <w:bottom w:w="70" w:type="dxa"/>
+              <w:end w:w="70" w:type="dxa"/>
+            </w:tcMar>
+          </w:tcPr>
+          <w:p>
+            <w:r>
+              <w:rPr>
+                <w:rFonts w:ascii="Times New Roman" w:hAnsi="Times New Roman"/>
+                <w:sz w:val="17"/>
+              </w:rPr>
+              <w:t>Mandantenfreigabe offen</w:t>
+            </w:r>
+          </w:p>
+        </w:tc>
+      </w:tr>
+      <w:tr>
+        <w:trPr>
+          <w:cantSplit/>
+        </w:trPr>
+        <w:tc>
+          <w:tcPr>
+            <w:tcW w:type="dxa" w:w="1814"/>
+            <w:vAlign w:val="top"/>
+            <w:tcMar>
+              <w:top w:w="70" w:type="dxa"/>
+              <w:start w:w="70" w:type="dxa"/>
+              <w:bottom w:w="70" w:type="dxa"/>
+              <w:end w:w="70" w:type="dxa"/>
+            </w:tcMar>
+          </w:tcPr>
+          <w:p>
+            <w:r>
+              <w:rPr>
+                <w:rFonts w:ascii="Times New Roman" w:hAnsi="Times New Roman"/>
+                <w:sz w:val="17"/>
+              </w:rPr>
+              <w:t>Warenverzeichnis abstimmen</w:t>
+            </w:r>
+          </w:p>
+        </w:tc>
+        <w:tc>
+          <w:tcPr>
+            <w:tcW w:type="dxa" w:w="2551"/>
+            <w:vAlign w:val="top"/>
+            <w:tcMar>
+              <w:top w:w="70" w:type="dxa"/>
+              <w:start w:w="70" w:type="dxa"/>
+              <w:bottom w:w="70" w:type="dxa"/>
+              <w:end w:w="70" w:type="dxa"/>
+            </w:tcMar>
+          </w:tcPr>
+          <w:p>
+            <w:r>
+              <w:rPr>
+                <w:rFonts w:ascii="Times New Roman" w:hAnsi="Times New Roman"/>
+                <w:sz w:val="17"/>
+              </w:rPr>
+              <w:t>Vergleichsgespräch</w:t>
+            </w:r>
+          </w:p>
+        </w:tc>
+        <w:tc>
+          <w:tcPr>
+            <w:tcW w:type="dxa" w:w="1474"/>
+            <w:vAlign w:val="top"/>
+            <w:tcMar>
+              <w:top w:w="70" w:type="dxa"/>
+              <w:start w:w="70" w:type="dxa"/>
+              <w:bottom w:w="70" w:type="dxa"/>
+              <w:end w:w="70" w:type="dxa"/>
+            </w:tcMar>
+          </w:tcPr>
+          <w:p>
+            <w:r>
+              <w:rPr>
+                <w:rFonts w:ascii="Times New Roman" w:hAnsi="Times New Roman"/>
+                <w:sz w:val="17"/>
+              </w:rPr>
+              <w:t>12.07.2026</w:t>
+            </w:r>
+          </w:p>
+        </w:tc>
+        <w:tc>
+          <w:tcPr>
+            <w:tcW w:type="dxa" w:w="1474"/>
+            <w:vAlign w:val="top"/>
+            <w:tcMar>
+              <w:top w:w="70" w:type="dxa"/>
+              <w:start w:w="70" w:type="dxa"/>
+              <w:bottom w:w="70" w:type="dxa"/>
+              <w:end w:w="70" w:type="dxa"/>
+            </w:tcMar>
+          </w:tcPr>
+          <w:p>
+            <w:r>
+              <w:rPr>
+                <w:rFonts w:ascii="Times New Roman" w:hAnsi="Times New Roman"/>
+                <w:sz w:val="17"/>
+              </w:rPr>
+              <w:t>08.07.2026</w:t>
+            </w:r>
+          </w:p>
+        </w:tc>
+        <w:tc>
+          <w:tcPr>
+            <w:tcW w:type="dxa" w:w="1984"/>
+            <w:vAlign w:val="top"/>
+            <w:tcMar>
+              <w:top w:w="70" w:type="dxa"/>
+              <w:start w:w="70" w:type="dxa"/>
+              <w:bottom w:w="70" w:type="dxa"/>
+              <w:end w:w="70" w:type="dxa"/>
+            </w:tcMar>
+          </w:tcPr>
+          <w:p>
+            <w:r>
+              <w:rPr>
+                <w:rFonts w:ascii="Times New Roman" w:hAnsi="Times New Roman"/>
+                <w:sz w:val="17"/>
+              </w:rPr>
+              <w:t>Klassen 25 und 35 offen</w:t>
+            </w:r>
+          </w:p>
+        </w:tc>
+      </w:tr>
+    </w:tbl>
+    <w:p/>
+    <w:p>
+      <w:pPr>
+        <w:pStyle w:val="Heading1"/>
+      </w:pPr>
+      <w:r>
+        <w:t>2. Fristquellen und Kontrollen</w:t>
+      </w:r>
+    </w:p>
+    <w:p>
+      <w:r>
+        <w:t>Die Veröffentlichung wurde anhand des heruntergeladenen Registerauszugs und des Eintrags im Kanzleipostfach abgeglichen. Das Veröffentlichungsdatum lautet in beiden Quellen 15. Juni 2026. Die Kalendernotiz wurde unter dem Mandatszeichen H&amp;W 2026-MK-4306 angelegt.</w:t>
+      </w:r>
+    </w:p>
+    <w:p>
+      <w:r>
+        <w:t>Vor Einreichung sind Anmeldung, Waren- und Dienstleistungsverzeichnis, Vertretungsvollmacht, Gebührenkonto und Zustellungsanschrift im EUIPO-Konto erneut zu prüfen. Ein Entwurf oder eine Mitteilung der Gegenseite ersetzt die Registerkontrolle nicht.</w:t>
       </w:r>
     </w:p>
     <w:p>
@@ -19,30 +1065,594 @@
         <w:pStyle w:val="Heading1"/>
       </w:pPr>
       <w:r>
-        <w:t>Fristsachen EUIPO</w:t>
+        <w:t>3. Belegbestand</w:t>
+      </w:r>
+    </w:p>
+    <w:tbl>
+      <w:tblPr>
+        <w:tblStyle w:val="TableGrid"/>
+        <w:tblW w:type="auto" w:w="0"/>
+        <w:jc w:val="center"/>
+        <w:tblLayout w:type="fixed"/>
+        <w:tblLook w:firstColumn="1" w:firstRow="1" w:lastColumn="0" w:lastRow="0" w:noHBand="0" w:noVBand="1" w:val="04A0"/>
+      </w:tblPr>
+      <w:tblGrid>
+        <w:gridCol w:w="2381"/>
+        <w:gridCol w:w="2381"/>
+        <w:gridCol w:w="2381"/>
+        <w:gridCol w:w="2381"/>
+      </w:tblGrid>
+      <w:tr>
+        <w:trPr>
+          <w:tblHeader w:val="true"/>
+        </w:trPr>
+        <w:tc>
+          <w:tcPr>
+            <w:tcW w:type="dxa" w:w="2041"/>
+            <w:vAlign w:val="center"/>
+            <w:shd w:fill="DCE6EC"/>
+            <w:tcMar>
+              <w:top w:w="70" w:type="dxa"/>
+              <w:start w:w="70" w:type="dxa"/>
+              <w:bottom w:w="70" w:type="dxa"/>
+              <w:end w:w="70" w:type="dxa"/>
+            </w:tcMar>
+          </w:tcPr>
+          <w:p>
+            <w:r>
+              <w:rPr>
+                <w:rFonts w:ascii="Times New Roman" w:hAnsi="Times New Roman"/>
+                <w:b/>
+                <w:sz w:val="17"/>
+              </w:rPr>
+              <w:t>Beleggruppe</w:t>
+            </w:r>
+          </w:p>
+        </w:tc>
+        <w:tc>
+          <w:tcPr>
+            <w:tcW w:type="dxa" w:w="1474"/>
+            <w:vAlign w:val="center"/>
+            <w:shd w:fill="DCE6EC"/>
+            <w:tcMar>
+              <w:top w:w="70" w:type="dxa"/>
+              <w:start w:w="70" w:type="dxa"/>
+              <w:bottom w:w="70" w:type="dxa"/>
+              <w:end w:w="70" w:type="dxa"/>
+            </w:tcMar>
+          </w:tcPr>
+          <w:p>
+            <w:r>
+              <w:rPr>
+                <w:rFonts w:ascii="Times New Roman" w:hAnsi="Times New Roman"/>
+                <w:b/>
+                <w:sz w:val="17"/>
+              </w:rPr>
+              <w:t>Zeitraum</w:t>
+            </w:r>
+          </w:p>
+        </w:tc>
+        <w:tc>
+          <w:tcPr>
+            <w:tcW w:type="dxa" w:w="2835"/>
+            <w:vAlign w:val="center"/>
+            <w:shd w:fill="DCE6EC"/>
+            <w:tcMar>
+              <w:top w:w="70" w:type="dxa"/>
+              <w:start w:w="70" w:type="dxa"/>
+              <w:bottom w:w="70" w:type="dxa"/>
+              <w:end w:w="70" w:type="dxa"/>
+            </w:tcMar>
+          </w:tcPr>
+          <w:p>
+            <w:r>
+              <w:rPr>
+                <w:rFonts w:ascii="Times New Roman" w:hAnsi="Times New Roman"/>
+                <w:b/>
+                <w:sz w:val="17"/>
+              </w:rPr>
+              <w:t>Vorhanden</w:t>
+            </w:r>
+          </w:p>
+        </w:tc>
+        <w:tc>
+          <w:tcPr>
+            <w:tcW w:type="dxa" w:w="2948"/>
+            <w:vAlign w:val="center"/>
+            <w:shd w:fill="DCE6EC"/>
+            <w:tcMar>
+              <w:top w:w="70" w:type="dxa"/>
+              <w:start w:w="70" w:type="dxa"/>
+              <w:bottom w:w="70" w:type="dxa"/>
+              <w:end w:w="70" w:type="dxa"/>
+            </w:tcMar>
+          </w:tcPr>
+          <w:p>
+            <w:r>
+              <w:rPr>
+                <w:rFonts w:ascii="Times New Roman" w:hAnsi="Times New Roman"/>
+                <w:b/>
+                <w:sz w:val="17"/>
+              </w:rPr>
+              <w:t>Noch anzufordern</w:t>
+            </w:r>
+          </w:p>
+        </w:tc>
+      </w:tr>
+      <w:tr>
+        <w:trPr>
+          <w:cantSplit/>
+        </w:trPr>
+        <w:tc>
+          <w:tcPr>
+            <w:tcW w:type="dxa" w:w="2041"/>
+            <w:vAlign w:val="top"/>
+            <w:tcMar>
+              <w:top w:w="70" w:type="dxa"/>
+              <w:start w:w="70" w:type="dxa"/>
+              <w:bottom w:w="70" w:type="dxa"/>
+              <w:end w:w="70" w:type="dxa"/>
+            </w:tcMar>
+          </w:tcPr>
+          <w:p>
+            <w:r>
+              <w:rPr>
+                <w:rFonts w:ascii="Times New Roman" w:hAnsi="Times New Roman"/>
+                <w:sz w:val="17"/>
+              </w:rPr>
+              <w:t>Rechnungen Deutschland</w:t>
+            </w:r>
+          </w:p>
+        </w:tc>
+        <w:tc>
+          <w:tcPr>
+            <w:tcW w:type="dxa" w:w="1474"/>
+            <w:vAlign w:val="top"/>
+            <w:tcMar>
+              <w:top w:w="70" w:type="dxa"/>
+              <w:start w:w="70" w:type="dxa"/>
+              <w:bottom w:w="70" w:type="dxa"/>
+              <w:end w:w="70" w:type="dxa"/>
+            </w:tcMar>
+          </w:tcPr>
+          <w:p>
+            <w:r>
+              <w:rPr>
+                <w:rFonts w:ascii="Times New Roman" w:hAnsi="Times New Roman"/>
+                <w:sz w:val="17"/>
+              </w:rPr>
+              <w:t>2021 bis 2026</w:t>
+            </w:r>
+          </w:p>
+        </w:tc>
+        <w:tc>
+          <w:tcPr>
+            <w:tcW w:type="dxa" w:w="2835"/>
+            <w:vAlign w:val="top"/>
+            <w:tcMar>
+              <w:top w:w="70" w:type="dxa"/>
+              <w:start w:w="70" w:type="dxa"/>
+              <w:bottom w:w="70" w:type="dxa"/>
+              <w:end w:w="70" w:type="dxa"/>
+            </w:tcMar>
+          </w:tcPr>
+          <w:p>
+            <w:r>
+              <w:rPr>
+                <w:rFonts w:ascii="Times New Roman" w:hAnsi="Times New Roman"/>
+                <w:sz w:val="17"/>
+              </w:rPr>
+              <w:t>38 Rechnungen</w:t>
+            </w:r>
+          </w:p>
+        </w:tc>
+        <w:tc>
+          <w:tcPr>
+            <w:tcW w:type="dxa" w:w="2948"/>
+            <w:vAlign w:val="top"/>
+            <w:tcMar>
+              <w:top w:w="70" w:type="dxa"/>
+              <w:start w:w="70" w:type="dxa"/>
+              <w:bottom w:w="70" w:type="dxa"/>
+              <w:end w:w="70" w:type="dxa"/>
+            </w:tcMar>
+          </w:tcPr>
+          <w:p>
+            <w:r>
+              <w:rPr>
+                <w:rFonts w:ascii="Times New Roman" w:hAnsi="Times New Roman"/>
+                <w:sz w:val="17"/>
+              </w:rPr>
+              <w:t>Zwei Gutschriften zuordnen</w:t>
+            </w:r>
+          </w:p>
+        </w:tc>
+      </w:tr>
+      <w:tr>
+        <w:trPr>
+          <w:cantSplit/>
+        </w:trPr>
+        <w:tc>
+          <w:tcPr>
+            <w:tcW w:type="dxa" w:w="2041"/>
+            <w:vAlign w:val="top"/>
+            <w:tcMar>
+              <w:top w:w="70" w:type="dxa"/>
+              <w:start w:w="70" w:type="dxa"/>
+              <w:bottom w:w="70" w:type="dxa"/>
+              <w:end w:w="70" w:type="dxa"/>
+            </w:tcMar>
+          </w:tcPr>
+          <w:p>
+            <w:r>
+              <w:rPr>
+                <w:rFonts w:ascii="Times New Roman" w:hAnsi="Times New Roman"/>
+                <w:sz w:val="17"/>
+              </w:rPr>
+              <w:t>Österreichischer Vertrieb</w:t>
+            </w:r>
+          </w:p>
+        </w:tc>
+        <w:tc>
+          <w:tcPr>
+            <w:tcW w:type="dxa" w:w="1474"/>
+            <w:vAlign w:val="top"/>
+            <w:tcMar>
+              <w:top w:w="70" w:type="dxa"/>
+              <w:start w:w="70" w:type="dxa"/>
+              <w:bottom w:w="70" w:type="dxa"/>
+              <w:end w:w="70" w:type="dxa"/>
+            </w:tcMar>
+          </w:tcPr>
+          <w:p>
+            <w:r>
+              <w:rPr>
+                <w:rFonts w:ascii="Times New Roman" w:hAnsi="Times New Roman"/>
+                <w:sz w:val="17"/>
+              </w:rPr>
+              <w:t>2022 bis 2025</w:t>
+            </w:r>
+          </w:p>
+        </w:tc>
+        <w:tc>
+          <w:tcPr>
+            <w:tcW w:type="dxa" w:w="2835"/>
+            <w:vAlign w:val="top"/>
+            <w:tcMar>
+              <w:top w:w="70" w:type="dxa"/>
+              <w:start w:w="70" w:type="dxa"/>
+              <w:bottom w:w="70" w:type="dxa"/>
+              <w:end w:w="70" w:type="dxa"/>
+            </w:tcMar>
+          </w:tcPr>
+          <w:p>
+            <w:r>
+              <w:rPr>
+                <w:rFonts w:ascii="Times New Roman" w:hAnsi="Times New Roman"/>
+                <w:sz w:val="17"/>
+              </w:rPr>
+              <w:t>11 Rechnungen und Händlervertrag</w:t>
+            </w:r>
+          </w:p>
+        </w:tc>
+        <w:tc>
+          <w:tcPr>
+            <w:tcW w:type="dxa" w:w="2948"/>
+            <w:vAlign w:val="top"/>
+            <w:tcMar>
+              <w:top w:w="70" w:type="dxa"/>
+              <w:start w:w="70" w:type="dxa"/>
+              <w:bottom w:w="70" w:type="dxa"/>
+              <w:end w:w="70" w:type="dxa"/>
+            </w:tcMar>
+          </w:tcPr>
+          <w:p>
+            <w:r>
+              <w:rPr>
+                <w:rFonts w:ascii="Times New Roman" w:hAnsi="Times New Roman"/>
+                <w:sz w:val="17"/>
+              </w:rPr>
+              <w:t>Lieferbelege 2024</w:t>
+            </w:r>
+          </w:p>
+        </w:tc>
+      </w:tr>
+      <w:tr>
+        <w:trPr>
+          <w:cantSplit/>
+        </w:trPr>
+        <w:tc>
+          <w:tcPr>
+            <w:tcW w:type="dxa" w:w="2041"/>
+            <w:vAlign w:val="top"/>
+            <w:tcMar>
+              <w:top w:w="70" w:type="dxa"/>
+              <w:start w:w="70" w:type="dxa"/>
+              <w:bottom w:w="70" w:type="dxa"/>
+              <w:end w:w="70" w:type="dxa"/>
+            </w:tcMar>
+          </w:tcPr>
+          <w:p>
+            <w:r>
+              <w:rPr>
+                <w:rFonts w:ascii="Times New Roman" w:hAnsi="Times New Roman"/>
+                <w:sz w:val="17"/>
+              </w:rPr>
+              <w:t>Frankreich</w:t>
+            </w:r>
+          </w:p>
+        </w:tc>
+        <w:tc>
+          <w:tcPr>
+            <w:tcW w:type="dxa" w:w="1474"/>
+            <w:vAlign w:val="top"/>
+            <w:tcMar>
+              <w:top w:w="70" w:type="dxa"/>
+              <w:start w:w="70" w:type="dxa"/>
+              <w:bottom w:w="70" w:type="dxa"/>
+              <w:end w:w="70" w:type="dxa"/>
+            </w:tcMar>
+          </w:tcPr>
+          <w:p>
+            <w:r>
+              <w:rPr>
+                <w:rFonts w:ascii="Times New Roman" w:hAnsi="Times New Roman"/>
+                <w:sz w:val="17"/>
+              </w:rPr>
+              <w:t>2023</w:t>
+            </w:r>
+          </w:p>
+        </w:tc>
+        <w:tc>
+          <w:tcPr>
+            <w:tcW w:type="dxa" w:w="2835"/>
+            <w:vAlign w:val="top"/>
+            <w:tcMar>
+              <w:top w:w="70" w:type="dxa"/>
+              <w:start w:w="70" w:type="dxa"/>
+              <w:bottom w:w="70" w:type="dxa"/>
+              <w:end w:w="70" w:type="dxa"/>
+            </w:tcMar>
+          </w:tcPr>
+          <w:p>
+            <w:r>
+              <w:rPr>
+                <w:rFonts w:ascii="Times New Roman" w:hAnsi="Times New Roman"/>
+                <w:sz w:val="17"/>
+              </w:rPr>
+              <w:t>Messestandfoto und eine Order</w:t>
+            </w:r>
+          </w:p>
+        </w:tc>
+        <w:tc>
+          <w:tcPr>
+            <w:tcW w:type="dxa" w:w="2948"/>
+            <w:vAlign w:val="top"/>
+            <w:tcMar>
+              <w:top w:w="70" w:type="dxa"/>
+              <w:start w:w="70" w:type="dxa"/>
+              <w:bottom w:w="70" w:type="dxa"/>
+              <w:end w:w="70" w:type="dxa"/>
+            </w:tcMar>
+          </w:tcPr>
+          <w:p>
+            <w:r>
+              <w:rPr>
+                <w:rFonts w:ascii="Times New Roman" w:hAnsi="Times New Roman"/>
+                <w:sz w:val="17"/>
+              </w:rPr>
+              <w:t>Zahlungsbeleg</w:t>
+            </w:r>
+          </w:p>
+        </w:tc>
+      </w:tr>
+      <w:tr>
+        <w:trPr>
+          <w:cantSplit/>
+        </w:trPr>
+        <w:tc>
+          <w:tcPr>
+            <w:tcW w:type="dxa" w:w="2041"/>
+            <w:vAlign w:val="top"/>
+            <w:tcMar>
+              <w:top w:w="70" w:type="dxa"/>
+              <w:start w:w="70" w:type="dxa"/>
+              <w:bottom w:w="70" w:type="dxa"/>
+              <w:end w:w="70" w:type="dxa"/>
+            </w:tcMar>
+          </w:tcPr>
+          <w:p>
+            <w:r>
+              <w:rPr>
+                <w:rFonts w:ascii="Times New Roman" w:hAnsi="Times New Roman"/>
+                <w:sz w:val="17"/>
+              </w:rPr>
+              <w:t>Spanien</w:t>
+            </w:r>
+          </w:p>
+        </w:tc>
+        <w:tc>
+          <w:tcPr>
+            <w:tcW w:type="dxa" w:w="1474"/>
+            <w:vAlign w:val="top"/>
+            <w:tcMar>
+              <w:top w:w="70" w:type="dxa"/>
+              <w:start w:w="70" w:type="dxa"/>
+              <w:bottom w:w="70" w:type="dxa"/>
+              <w:end w:w="70" w:type="dxa"/>
+            </w:tcMar>
+          </w:tcPr>
+          <w:p>
+            <w:r>
+              <w:rPr>
+                <w:rFonts w:ascii="Times New Roman" w:hAnsi="Times New Roman"/>
+                <w:sz w:val="17"/>
+              </w:rPr>
+              <w:t>2025</w:t>
+            </w:r>
+          </w:p>
+        </w:tc>
+        <w:tc>
+          <w:tcPr>
+            <w:tcW w:type="dxa" w:w="2835"/>
+            <w:vAlign w:val="top"/>
+            <w:tcMar>
+              <w:top w:w="70" w:type="dxa"/>
+              <w:start w:w="70" w:type="dxa"/>
+              <w:bottom w:w="70" w:type="dxa"/>
+              <w:end w:w="70" w:type="dxa"/>
+            </w:tcMar>
+          </w:tcPr>
+          <w:p>
+            <w:r>
+              <w:rPr>
+                <w:rFonts w:ascii="Times New Roman" w:hAnsi="Times New Roman"/>
+                <w:sz w:val="17"/>
+              </w:rPr>
+              <w:t>Retourenbeleg aus Barcelona</w:t>
+            </w:r>
+          </w:p>
+        </w:tc>
+        <w:tc>
+          <w:tcPr>
+            <w:tcW w:type="dxa" w:w="2948"/>
+            <w:vAlign w:val="top"/>
+            <w:tcMar>
+              <w:top w:w="70" w:type="dxa"/>
+              <w:start w:w="70" w:type="dxa"/>
+              <w:bottom w:w="70" w:type="dxa"/>
+              <w:end w:w="70" w:type="dxa"/>
+            </w:tcMar>
+          </w:tcPr>
+          <w:p>
+            <w:r>
+              <w:rPr>
+                <w:rFonts w:ascii="Times New Roman" w:hAnsi="Times New Roman"/>
+                <w:sz w:val="17"/>
+              </w:rPr>
+              <w:t>Ursprungsrechnung und Empfängerbestätigung</w:t>
+            </w:r>
+          </w:p>
+        </w:tc>
+      </w:tr>
+      <w:tr>
+        <w:trPr>
+          <w:cantSplit/>
+        </w:trPr>
+        <w:tc>
+          <w:tcPr>
+            <w:tcW w:type="dxa" w:w="2041"/>
+            <w:vAlign w:val="top"/>
+            <w:tcMar>
+              <w:top w:w="70" w:type="dxa"/>
+              <w:start w:w="70" w:type="dxa"/>
+              <w:bottom w:w="70" w:type="dxa"/>
+              <w:end w:w="70" w:type="dxa"/>
+            </w:tcMar>
+          </w:tcPr>
+          <w:p>
+            <w:r>
+              <w:rPr>
+                <w:rFonts w:ascii="Times New Roman" w:hAnsi="Times New Roman"/>
+                <w:sz w:val="17"/>
+              </w:rPr>
+              <w:t>Werbung</w:t>
+            </w:r>
+          </w:p>
+        </w:tc>
+        <w:tc>
+          <w:tcPr>
+            <w:tcW w:type="dxa" w:w="1474"/>
+            <w:vAlign w:val="top"/>
+            <w:tcMar>
+              <w:top w:w="70" w:type="dxa"/>
+              <w:start w:w="70" w:type="dxa"/>
+              <w:bottom w:w="70" w:type="dxa"/>
+              <w:end w:w="70" w:type="dxa"/>
+            </w:tcMar>
+          </w:tcPr>
+          <w:p>
+            <w:r>
+              <w:rPr>
+                <w:rFonts w:ascii="Times New Roman" w:hAnsi="Times New Roman"/>
+                <w:sz w:val="17"/>
+              </w:rPr>
+              <w:t>2021 bis 2026</w:t>
+            </w:r>
+          </w:p>
+        </w:tc>
+        <w:tc>
+          <w:tcPr>
+            <w:tcW w:type="dxa" w:w="2835"/>
+            <w:vAlign w:val="top"/>
+            <w:tcMar>
+              <w:top w:w="70" w:type="dxa"/>
+              <w:start w:w="70" w:type="dxa"/>
+              <w:bottom w:w="70" w:type="dxa"/>
+              <w:end w:w="70" w:type="dxa"/>
+            </w:tcMar>
+          </w:tcPr>
+          <w:p>
+            <w:r>
+              <w:rPr>
+                <w:rFonts w:ascii="Times New Roman" w:hAnsi="Times New Roman"/>
+                <w:sz w:val="17"/>
+              </w:rPr>
+              <w:t>Lookbooks und Kampagnenexport</w:t>
+            </w:r>
+          </w:p>
+        </w:tc>
+        <w:tc>
+          <w:tcPr>
+            <w:tcW w:type="dxa" w:w="2948"/>
+            <w:vAlign w:val="top"/>
+            <w:tcMar>
+              <w:top w:w="70" w:type="dxa"/>
+              <w:start w:w="70" w:type="dxa"/>
+              <w:bottom w:w="70" w:type="dxa"/>
+              <w:end w:w="70" w:type="dxa"/>
+            </w:tcMar>
+          </w:tcPr>
+          <w:p>
+            <w:r>
+              <w:rPr>
+                <w:rFonts w:ascii="Times New Roman" w:hAnsi="Times New Roman"/>
+                <w:sz w:val="17"/>
+              </w:rPr>
+              <w:t>Reichweitenexport 2022</w:t>
+            </w:r>
+          </w:p>
+        </w:tc>
+      </w:tr>
+    </w:tbl>
+    <w:p/>
+    <w:p>
+      <w:pPr>
+        <w:pStyle w:val="Heading1"/>
+      </w:pPr>
+      <w:r>
+        <w:t>4. Postausgangssperre</w:t>
       </w:r>
     </w:p>
     <w:p>
-      <w:pPr>
-        <w:jc w:val="both"/>
-      </w:pPr>
       <w:r>
-        <w:t>Der Kalender enthält Widerspruchsfrist, Cooling-off-Antrag, Begründungsfrist, Erwiderungsfenster und interne Belegfristen.</w:t>
+        <w:t>Keine Einreichung ohne zweite Fristenkontrolle, schriftliche Freigabe der Mandantin und Bestätigung des Gebührenkontos. Eine Vergleichsantwort darf die Widerspruchsfrist nicht ersetzen. Der Fristenkalender bleibt bis zur protokollierten EUIPO-Eingangsbestätigung offen.</w:t>
       </w:r>
     </w:p>
     <w:p>
-      <w:pPr>
-        <w:jc w:val="both"/>
-      </w:pPr>
       <w:r>
-        <w:t>Die Fristen müssen vor Einreichung in eSearch plus und EUIPO-Account gegengeprüft werden.</w:t>
+        <w:t>Köln, 6. Juli 2026</w:t>
+        <w:br/>
+        <w:br/>
+        <w:t>Leyla Demir, Rechtsanwaltsfachangestellte</w:t>
+        <w:br/>
+        <w:t>Kontrolliert: Paul Hagemann, Rechtsanwalt</w:t>
       </w:r>
     </w:p>
     <w:sectPr>
-      <w:headerReference w:type="default" r:id="rId9"/>
-      <w:footerReference w:type="default" r:id="rId10"/>
-      <w:pgSz w:w="12240" w:h="15840"/>
-      <w:pgMar w:top="1134" w:right="1247" w:bottom="1134" w:left="1247" w:header="720" w:footer="720" w:gutter="0"/>
+      <w:footerReference w:type="default" r:id="rId9"/>
+      <w:pgSz w:w="11906" w:h="16838"/>
+      <w:pgMar w:top="1020" w:right="1134" w:bottom="964" w:left="1247" w:header="720" w:footer="720" w:gutter="0"/>
       <w:cols w:space="720"/>
       <w:docGrid w:linePitch="360"/>
     </w:sectPr>
@@ -60,30 +1670,31 @@
     <w:r>
       <w:rPr>
         <w:rFonts w:ascii="Times New Roman" w:hAnsi="Times New Roman"/>
-        <w:sz w:val="18"/>
-      </w:rPr>
-      <w:t>Vertraulich | Bearbeitungsstand Juli 2026 | nur zur Aktenbearbeitung</w:t>
+        <w:color w:val="5F5F5F"/>
+        <w:sz w:val="16"/>
+      </w:rPr>
+      <w:t xml:space="preserve">H&amp;W 2026-MK-4306 | KAPSEL 42 gegen CAPSULA42 | </w:t>
+    </w:r>
+    <w:r>
+      <w:rPr>
+        <w:rFonts w:ascii="Times New Roman" w:hAnsi="Times New Roman"/>
+        <w:color w:val="5F5F5F"/>
+        <w:sz w:val="16"/>
+      </w:rPr>
+      <w:t xml:space="preserve">Seite </w:t>
+    </w:r>
+    <w:r>
+      <w:rPr>
+        <w:rFonts w:ascii="Times New Roman" w:hAnsi="Times New Roman"/>
+        <w:color w:val="5F5F5F"/>
+        <w:sz w:val="16"/>
+      </w:rPr>
+      <w:fldChar w:fldCharType="begin"/>
+      <w:instrText xml:space="preserve"> PAGE </w:instrText>
+      <w:fldChar w:fldCharType="end"/>
     </w:r>
   </w:p>
 </w:ftr>
-</file>
-
-<file path=word/header1.xml><?xml version="1.0" encoding="utf-8"?>
-<w:hdr xmlns:m="http://schemas.openxmlformats.org/officeDocument/2006/math" xmlns:mc="http://schemas.openxmlformats.org/markup-compatibility/2006" xmlns:mo="http://schemas.microsoft.com/office/mac/office/2008/main" xmlns:mv="urn:schemas-microsoft-com:mac:vml" xmlns:o="urn:schemas-microsoft-com:office:office" xmlns:r="http://schemas.openxmlformats.org/officeDocument/2006/relationships" xmlns:v="urn:schemas-microsoft-com:vml" xmlns:w10="urn:schemas-microsoft-com:office:word" xmlns:w14="http://schemas.microsoft.com/office/word/2010/wordml" xmlns:w="http://schemas.openxmlformats.org/wordprocessingml/2006/main" xmlns:wne="http://schemas.microsoft.com/office/word/2006/wordml" xmlns:wp14="http://schemas.microsoft.com/office/word/2010/wordprocessingDrawing" xmlns:wp="http://schemas.openxmlformats.org/drawingml/2006/wordprocessingDrawing" xmlns:wpc="http://schemas.microsoft.com/office/word/2010/wordprocessingCanvas" xmlns:wpg="http://schemas.microsoft.com/office/word/2010/wordprocessingGroup" xmlns:wpi="http://schemas.microsoft.com/office/word/2010/wordprocessingInk" xmlns:wps="http://schemas.microsoft.com/office/word/2010/wordprocessingShape" mc:Ignorable="w14 wp14">
-  <w:p>
-    <w:pPr>
-      <w:pStyle w:val="Header"/>
-      <w:jc w:val="center"/>
-    </w:pPr>
-    <w:r>
-      <w:rPr>
-        <w:rFonts w:ascii="Times New Roman" w:hAnsi="Times New Roman"/>
-        <w:sz w:val="18"/>
-      </w:rPr>
-      <w:t>Kanzlei Hagemann &amp; Westarp | Marken- und Kennzeichenrecht | Bearbeitungsstand Juli 2026</w:t>
-    </w:r>
-  </w:p>
-</w:hdr>
 </file>
 
 <file path=word/numbering.xml><?xml version="1.0" encoding="utf-8"?>
@@ -449,6 +2060,9 @@
     <w:name w:val="Normal"/>
     <w:qFormat/>
     <w:rsid w:val="00FC693F"/>
+    <w:pPr>
+      <w:spacing w:after="120" w:line="259" w:lineRule="auto"/>
+    </w:pPr>
     <w:rPr>
       <w:rFonts w:ascii="Times New Roman" w:hAnsi="Times New Roman"/>
       <w:sz w:val="22"/>
@@ -509,15 +2123,15 @@
     <w:pPr>
       <w:keepNext/>
       <w:keepLines/>
-      <w:spacing w:before="480" w:after="0"/>
+      <w:spacing w:before="180" w:after="80"/>
       <w:outlineLvl w:val="0"/>
     </w:pPr>
     <w:rPr>
-      <w:rFonts w:asciiTheme="majorHAnsi" w:eastAsiaTheme="majorEastAsia" w:hAnsiTheme="majorHAnsi" w:cstheme="majorBidi"/>
+      <w:rFonts w:asciiTheme="majorHAnsi" w:eastAsiaTheme="majorEastAsia" w:hAnsiTheme="majorHAnsi" w:cstheme="majorBidi" w:ascii="Times New Roman" w:hAnsi="Times New Roman"/>
       <w:b/>
       <w:bCs/>
-      <w:color w:val="365F91" w:themeColor="accent1" w:themeShade="BF"/>
-      <w:sz w:val="28"/>
+      <w:color w:val="23364D"/>
+      <w:sz w:val="26"/>
       <w:szCs w:val="28"/>
     </w:rPr>
   </w:style>
@@ -533,15 +2147,15 @@
     <w:pPr>
       <w:keepNext/>
       <w:keepLines/>
-      <w:spacing w:before="200" w:after="0"/>
+      <w:spacing w:before="180" w:after="80"/>
       <w:outlineLvl w:val="1"/>
     </w:pPr>
     <w:rPr>
-      <w:rFonts w:asciiTheme="majorHAnsi" w:eastAsiaTheme="majorEastAsia" w:hAnsiTheme="majorHAnsi" w:cstheme="majorBidi"/>
+      <w:rFonts w:asciiTheme="majorHAnsi" w:eastAsiaTheme="majorEastAsia" w:hAnsiTheme="majorHAnsi" w:cstheme="majorBidi" w:ascii="Times New Roman" w:hAnsi="Times New Roman"/>
       <w:b/>
       <w:bCs/>
-      <w:color w:val="4F81BD" w:themeColor="accent1"/>
-      <w:sz w:val="26"/>
+      <w:color w:val="23364D"/>
+      <w:sz w:val="23"/>
       <w:szCs w:val="26"/>
     </w:rPr>
   </w:style>
@@ -798,15 +2412,16 @@
       <w:pBdr>
         <w:bottom w:val="single" w:sz="8" w:space="4" w:color="4F81BD" w:themeColor="accent1"/>
       </w:pBdr>
-      <w:spacing w:after="300" w:line="240" w:lineRule="auto"/>
+      <w:spacing w:after="80" w:line="240" w:lineRule="auto" w:before="180"/>
       <w:contextualSpacing/>
     </w:pPr>
     <w:rPr>
-      <w:rFonts w:asciiTheme="majorHAnsi" w:eastAsiaTheme="majorEastAsia" w:hAnsiTheme="majorHAnsi" w:cstheme="majorBidi"/>
-      <w:color w:val="17365D" w:themeColor="text2" w:themeShade="BF"/>
+      <w:rFonts w:asciiTheme="majorHAnsi" w:eastAsiaTheme="majorEastAsia" w:hAnsiTheme="majorHAnsi" w:cstheme="majorBidi" w:ascii="Times New Roman" w:hAnsi="Times New Roman"/>
+      <w:b/>
+      <w:color w:val="23364D"/>
       <w:spacing w:val="5"/>
       <w:kern w:val="28"/>
-      <w:sz w:val="52"/>
+      <w:sz w:val="32"/>
       <w:szCs w:val="52"/>
     </w:rPr>
   </w:style>
